--- a/01_Course_Core/TAS2O_Unit_Plans.docx
+++ b/01_Course_Core/TAS2O_Unit_Plans.docx
@@ -1009,7 +1009,7 @@
         <w:pStyle w:val="ListBullet"/>
       </w:pPr>
       <w:r>
-        <w:t>Assessment must be based on student evidence, not on AI-generated output alone.</w:t>
+        <w:t>Assessment must be based on student evidence, not on output alone.</w:t>
       </w:r>
     </w:p>
     <w:p>
@@ -1323,7 +1323,7 @@
         <w:pStyle w:val="ListBullet"/>
       </w:pPr>
       <w:r>
-        <w:t>I can compare AI-generated advice with teacher-approved safety rules.</w:t>
+        <w:t>I can compare advice with teacher-approved safety rules.</w:t>
       </w:r>
     </w:p>
     <w:p>
@@ -1630,7 +1630,7 @@
                 <w:b w:val="0"/>
                 <w:sz w:val="17"/>
               </w:rPr>
-              <w:t>Safety Passport completion; AI-generated safety checklist verification; quiz and reflection.</w:t>
+              <w:t>Safety Passport completion; safety checklist verification; quiz and reflection.</w:t>
             </w:r>
           </w:p>
         </w:tc>
@@ -2636,7 +2636,7 @@
         <w:pStyle w:val="ListBullet"/>
       </w:pPr>
       <w:r>
-        <w:t>AI-generated explanations must be edited and supported by actual data.</w:t>
+        <w:t>explanations must be edited and supported by actual data.</w:t>
       </w:r>
     </w:p>
     <w:p>
@@ -3582,7 +3582,7 @@
         <w:pStyle w:val="ListBullet"/>
       </w:pPr>
       <w:r>
-        <w:t>AI-generated design ideas must be evaluated against criteria, constraints, safety, and feasibility.</w:t>
+        <w:t>design ideas must be evaluated against criteria, constraints, safety, and feasibility.</w:t>
       </w:r>
     </w:p>
     <w:p>
@@ -5522,7 +5522,7 @@
         <w:pStyle w:val="ListBullet"/>
       </w:pPr>
       <w:r>
-        <w:t>AI-generated career claims must be cited as AI-assisted notes, not authoritative facts.</w:t>
+        <w:t>career claims must be cited as AI-assisted notes, not authoritative facts.</w:t>
       </w:r>
     </w:p>
     <w:p>
@@ -6508,7 +6508,7 @@
         <w:pStyle w:val="ListBullet"/>
       </w:pPr>
       <w:r>
-        <w:t>The final grade is based on student process, evidence, prototype, explanation, and reflection, not the sophistication of AI-generated text.</w:t>
+        <w:t>The final grade is based on student process, evidence, prototype, explanation, and reflection, not the sophistication of text.</w:t>
       </w:r>
     </w:p>
     <w:p>

--- a/01_Course_Core/TAS2O_Unit_Plans.docx
+++ b/01_Course_Core/TAS2O_Unit_Plans.docx
@@ -985,7 +985,7 @@
         <w:pStyle w:val="ListBullet"/>
       </w:pPr>
       <w:r>
-        <w:t>Each unit must include learning goals, success criteria, instructional activities, assessment evidence, accommodations, safety controls, and AI use controls.</w:t>
+        <w:t>Each unit must include learning goals, success criteria, instructional activities, assessment evidence, accommodations, safety controls, and use of approved AI tools controls.</w:t>
       </w:r>
     </w:p>
     <w:p>
@@ -1001,7 +1001,7 @@
         <w:pStyle w:val="ListBullet"/>
       </w:pPr>
       <w:r>
-        <w:t>Students must document AI use in an AI Use Log whenever AI tools are used for brainstorming, research, design, debugging, writing, or presentation support.</w:t>
+        <w:t>Students document use of approved AI tools in an AI Use Log whenever AI tools are used for brainstorming, research, design, debugging, writing, or presentation support.</w:t>
       </w:r>
     </w:p>
     <w:p>
@@ -1151,7 +1151,7 @@
           </w:tcPr>
           <w:p>
             <w:r>
-              <w:t>Students learn how technology courses operate safely and responsibly. They are introduced to the engineering design process, basic tools, classroom safety expectations, PPE, risk assessment, and responsible AI use as a learning assistant. Specific expectation focus: A1.1-A1.4, A4, B2, and B3 through safety routines, design communication, and a small design challenge.</w:t>
+              <w:t>Students learn how technology courses operate safely and responsibly. They are introduced to the engineering design process, basic tools, classroom safety expectations, PPE, risk assessment, and responsible use of approved AI tools as a learning assistant. Specific expectation focus: A1.1-A1.4, A4, B2, and B3 through safety routines, design communication, and a small design challenge.</w:t>
             </w:r>
           </w:p>
         </w:tc>
@@ -1283,7 +1283,7 @@
         <w:pStyle w:val="ListBullet"/>
       </w:pPr>
       <w:r>
-        <w:t>Document personal learning, safety procedures, and AI use.</w:t>
+        <w:t>Document personal learning, safety procedures, and use of approved AI tools.</w:t>
       </w:r>
     </w:p>
     <w:p>
@@ -1658,7 +1658,7 @@
         <w:pStyle w:val="ListBullet"/>
       </w:pPr>
       <w:r>
-        <w:t>Students must verify AI safety statements against teacher-approved rules and equipment manuals.</w:t>
+        <w:t>Students verify AI safety statements against teacher-approved rules and equipment manuals.</w:t>
       </w:r>
     </w:p>
     <w:p>
@@ -1945,7 +1945,7 @@
         <w:pStyle w:val="ListBullet"/>
       </w:pPr>
       <w:r>
-        <w:t>Offer structured prompt frames for AI use and verification notes.</w:t>
+        <w:t>Offer structured prompt frames for use of approved AI tools and verification notes.</w:t>
       </w:r>
     </w:p>
     <w:p>
@@ -5514,7 +5514,7 @@
         <w:pStyle w:val="ListBullet"/>
       </w:pPr>
       <w:r>
-        <w:t>Students must verify pathway, salary, training, and certification details with credible sources.</w:t>
+        <w:t>Students verify pathway, salary, training, and certification details with credible sources.</w:t>
       </w:r>
     </w:p>
     <w:p>
@@ -6962,7 +6962,7 @@
           </w:tcPr>
           <w:p>
             <w:r>
-              <w:t>3-5 student-facing goals tied to safety, design process, and responsible AI use.</w:t>
+              <w:t>3-5 student-facing goals tied to safety, design process, and responsible use of approved AI tools.</w:t>
             </w:r>
           </w:p>
         </w:tc>
@@ -7154,7 +7154,7 @@
           </w:tcPr>
           <w:p>
             <w:r>
-              <w:t>No tool use without teacher demonstration and permission; document all AI use.</w:t>
+              <w:t>No tool use without teacher demonstration and permission; document all use of approved AI tools.</w:t>
             </w:r>
           </w:p>
         </w:tc>
@@ -7270,7 +7270,7 @@
         <w:pStyle w:val="ListBullet"/>
       </w:pPr>
       <w:r>
-        <w:t>AI use is documented, controlled, and connected to learning rather than replacing student work.</w:t>
+        <w:t>use of approved AI tools is documented, controlled, and connected to learning rather than replacing student work.</w:t>
       </w:r>
     </w:p>
     <w:p>
